--- a/06-operations-it/01-digital-office-setup-master-checklist.docx
+++ b/06-operations-it/01-digital-office-setup-master-checklist.docx
@@ -759,7 +759,7 @@
         </w:numPr>
       </w:pPr>
       <w:r>
-        <w:t xml:space="preserve">Open SME corporate bank account (Al Rajhi or SNB recommended for tech startups). See Banking &amp; Treasury Policy.</w:t>
+        <w:t xml:space="preserve">Open SME corporate bank account — DONE: Arab National Bank via SiFi. See Banking &amp; Treasury Policy.</w:t>
       </w:r>
     </w:p>
     <w:p>
